--- a/public/resume.docx
+++ b/public/resume.docx
@@ -87,19 +87,50 @@
         <w:t>TECHNICAL SKILLS</w:t>
       </w:r>
     </w:p>
-    <w:p xmlns:wp14="http://schemas.microsoft.com/office/word/2010/wordml" wp14:textId="77777777">
+    <w:p xmlns:wp14="http://schemas.microsoft.com/office/word/2010/wordml" wp14:textId="07A24380">
       <w:r>
-        <w:t>Frontend: React.js, Next.js, Vite, JavaScript (ES6+), HTML5, CSS3, Tailwind CSS</w:t>
+        <w:rPr/>
+        <w:t xml:space="preserve">Frontend: React.js, Next.js, React Native (Expo), React Vite, </w:t>
+      </w:r>
+      <w:r>
+        <w:rPr/>
+        <w:t>Typescript</w:t>
+      </w:r>
+      <w:r>
+        <w:rPr/>
+        <w:t>, JavaScript (ES6+), Redux, Context API, HTML5, CSS3, Tailwind CSS, Ant Design</w:t>
       </w:r>
     </w:p>
-    <w:p xmlns:wp14="http://schemas.microsoft.com/office/word/2010/wordml" wp14:textId="77777777">
+    <w:p xmlns:wp14="http://schemas.microsoft.com/office/word/2010/wordml" wp14:textId="332F56EA">
       <w:r>
-        <w:t>Backend: Node.js, NestJS, Express.js, REST APIs, WebSockets</w:t>
+        <w:rPr/>
+        <w:t xml:space="preserve">Backend: Node.js, </w:t>
+      </w:r>
+      <w:r>
+        <w:rPr/>
+        <w:t>NestJS</w:t>
+      </w:r>
+      <w:r>
+        <w:rPr/>
+        <w:t xml:space="preserve">, Express.js, REST APIs, </w:t>
+      </w:r>
+      <w:r>
+        <w:rPr/>
+        <w:t>FastAPI</w:t>
+      </w:r>
+      <w:r>
+        <w:rPr/>
+        <w:t xml:space="preserve">, JWT Authentication, </w:t>
+      </w:r>
+      <w:r>
+        <w:rPr/>
+        <w:t>WebSockets</w:t>
       </w:r>
     </w:p>
-    <w:p xmlns:wp14="http://schemas.microsoft.com/office/word/2010/wordml" wp14:textId="77777777">
+    <w:p xmlns:wp14="http://schemas.microsoft.com/office/word/2010/wordml" wp14:textId="6E01F461">
       <w:r>
-        <w:t>Database: PostgreSQL, MongoDB</w:t>
+        <w:rPr/>
+        <w:t>Database: PostgreSQL, SQLite and MongoDB</w:t>
       </w:r>
     </w:p>
     <w:p xmlns:wp14="http://schemas.microsoft.com/office/word/2010/wordml" wp14:textId="77777777">
@@ -107,9 +138,18 @@
         <w:t>Mobile &amp; IoT: React Native (Expo), Raspberry Pi, Offline-first systems</w:t>
       </w:r>
     </w:p>
-    <w:p xmlns:wp14="http://schemas.microsoft.com/office/word/2010/wordml" wp14:textId="77777777">
+    <w:p xmlns:wp14="http://schemas.microsoft.com/office/word/2010/wordml" wp14:textId="4FE8E49E">
       <w:r>
-        <w:t>Tools &amp; Platforms: Git, GitHub, Postman, Strapi, AWS S3</w:t>
+        <w:rPr/>
+        <w:t xml:space="preserve">Tools &amp; Platforms: Git, GitHub, Postman, </w:t>
+      </w:r>
+      <w:r>
+        <w:rPr/>
+        <w:t>Strapi</w:t>
+      </w:r>
+      <w:r>
+        <w:rPr/>
+        <w:t>, Razorpay, AWS S3, Swagger</w:t>
       </w:r>
     </w:p>
     <w:p xmlns:wp14="http://schemas.microsoft.com/office/word/2010/wordml" wp14:textId="77777777">

--- a/public/resume.docx
+++ b/public/resume.docx
@@ -22,19 +22,57 @@
         <w:t>Full Stack Developer</w:t>
       </w:r>
     </w:p>
-    <w:p xmlns:wp14="http://schemas.microsoft.com/office/word/2010/wordml" wp14:textId="77777777">
+    <w:p>
       <w:pPr>
         <w:jc w:val="center"/>
       </w:pPr>
       <w:r>
-        <w:t>Calicut, Kerala, India | +91 79074 56230 | jer2ymatheww@gmail.com</w:t>
+        <w:rPr/>
+        <w:t>Calicut</w:t>
+      </w:r>
+      <w:r>
+        <w:rPr/>
+        <w:t>, Kerala, India | +91 79074 56230 | jer2ymatheww@gmail.com</w:t>
       </w:r>
       <w:r>
         <w:br/>
       </w:r>
       <w:r>
-        <w:t>GitHub: github.com/jerrymathew24 | LinkedIn: linkedin.com/in/jerry-mathew-14611412b</w:t>
+        <w:rPr/>
+        <w:t>GitHub: github.com/jerrymathew24 | LinkedIn: linkedin.com/in/jerry-mathew-14611412</w:t>
       </w:r>
+      <w:bookmarkStart w:name="_Int_jTza0Qnx" w:id="563049221"/>
+      <w:r>
+        <w:rPr/>
+        <w:t>b</w:t>
+      </w:r>
+      <w:r>
+        <w:rPr/>
+        <w:t xml:space="preserve"> </w:t>
+      </w:r>
+      <w:r>
+        <w:rPr/>
+        <w:t>Portfolio</w:t>
+      </w:r>
+      <w:bookmarkEnd w:id="563049221"/>
+      <w:r>
+        <w:rPr/>
+        <w:t xml:space="preserve">: </w:t>
+      </w:r>
+      <w:hyperlink r:id="R2ab3e72036a0441a">
+        <w:r>
+          <w:rPr>
+            <w:rStyle w:val="Hyperlink"/>
+          </w:rPr>
+          <w:t>jerry-</w:t>
+        </w:r>
+        <w:r>
+          <w:rPr>
+            <w:rStyle w:val="Hyperlink"/>
+          </w:rPr>
+          <w:t>matthew.netlify.app</w:t>
+        </w:r>
+      </w:hyperlink>
     </w:p>
     <w:p xmlns:wp14="http://schemas.microsoft.com/office/word/2010/wordml" wp14:textId="77777777">
       <w:r>
@@ -66,7 +104,7 @@
       </w:r>
       <w:r>
         <w:rPr/>
-        <w:t xml:space="preserve">. </w:t>
+        <w:t>.</w:t>
       </w:r>
     </w:p>
     <w:p>
@@ -539,6 +577,20 @@
 </w:document>
 </file>
 
+<file path=word/intelligence2.xml><?xml version="1.0" encoding="utf-8"?>
+<int2:intelligence xmlns:int2="http://schemas.microsoft.com/office/intelligence/2020/intelligence">
+  <int2:observations>
+    <int2:textHash int2:hashCode="Xr0t0VjPZQclZu" int2:id="t0LhpKfo">
+      <int2:state int2:type="spell" int2:value="Rejected"/>
+    </int2:textHash>
+    <int2:bookmark int2:bookmarkName="_Int_jTza0Qnx" int2:invalidationBookmarkName="" int2:hashCode="0bkGy8S3k/BKUX" int2:id="AMBFq2vJ">
+      <int2:state int2:type="gram" int2:value="Rejected"/>
+    </int2:bookmark>
+  </int2:observations>
+  <int2:intelligenceSettings/>
+</int2:intelligence>
+</file>
+
 <file path=word/numbering.xml><?xml version="1.0" encoding="utf-8"?>
 <w:numbering xmlns:wpc="http://schemas.microsoft.com/office/word/2010/wordprocessingCanvas" xmlns:mo="http://schemas.microsoft.com/office/mac/office/2008/main" xmlns:mc="http://schemas.openxmlformats.org/markup-compatibility/2006" xmlns:mv="urn:schemas-microsoft-com:mac:vml" xmlns:o="urn:schemas-microsoft-com:office:office" xmlns:r="http://schemas.openxmlformats.org/officeDocument/2006/relationships" xmlns:m="http://schemas.openxmlformats.org/officeDocument/2006/math" xmlns:v="urn:schemas-microsoft-com:vml" xmlns:wp14="http://schemas.microsoft.com/office/word/2010/wordprocessingDrawing" xmlns:wp="http://schemas.openxmlformats.org/drawingml/2006/wordprocessingDrawing" xmlns:w10="urn:schemas-microsoft-com:office:word" xmlns:w="http://schemas.openxmlformats.org/wordprocessingml/2006/main" xmlns:w14="http://schemas.microsoft.com/office/word/2010/wordml" xmlns:wpg="http://schemas.microsoft.com/office/word/2010/wordprocessingGroup" xmlns:wpi="http://schemas.microsoft.com/office/word/2010/wordprocessingInk" xmlns:wne="http://schemas.microsoft.com/office/word/2006/wordml" xmlns:wps="http://schemas.microsoft.com/office/word/2010/wordprocessingShape" mc:Ignorable="w14 wp14">
   <w:abstractNum w:abstractNumId="0">
@@ -12584,6 +12636,17 @@
         <w:shd w:val="clear" w:color="auto" w:fill="FBCAA2" w:themeFill="accent6" w:themeFillTint="7F"/>
       </w:tcPr>
     </w:tblStylePr>
+  </w:style>
+  <w:style w:type="character" w:styleId="Hyperlink">
+    <w:uiPriority w:val="99"/>
+    <w:name w:val="Hyperlink"/>
+    <w:basedOn w:val="DefaultParagraphFont"/>
+    <w:unhideWhenUsed/>
+    <w:rsid w:val="378AA72A"/>
+    <w:rPr>
+      <w:color w:val="0000FF"/>
+      <w:u w:val="single"/>
+    </w:rPr>
   </w:style>
 </w:styles>
 </file>
